--- a/projects/valuepickr-open-screen/docs/Matrimony.com.docx
+++ b/projects/valuepickr-open-screen/docs/Matrimony.com.docx
@@ -32,7 +32,7 @@
           <w:sz w:val="22"/>
           <w:szCs w:val="22"/>
         </w:rPr>
-        <w:t xml:space="preserve">Hated, cheap (EV ex-cash ~Rs 500 Cr) category leader with ~100% of industry profits, easing competition, a buying promoter and operating leverage finally kicking in - a genuine but still-unconfirmed re-rating setup</w:t>
+        <w:t xml:space="preserve">Cheap (EV ex-cash ~Rs 500 Cr) category monopoly with ~100% of industry profits; operating leverage now confirmed for two straight quarters (Q4 FY26 + Q1 FY27 PAT +127% YoY, EBITDA margin 11% -&gt; 20%) with management guiding a third; promoter stake rising, 3rd buyback done - re-rating setup, partly de-risked</w:t>
       </w:r>
     </w:p>
     <w:p>
@@ -99,7 +99,34 @@
           </w:tcPr>
           <w:p>
             <w:r>
-              <w:t xml:space="preserve">~Rs 1,067 Cr (small-cap); EV ex-cash ~Rs 500 Cr per the thread</w:t>
+              <w:t xml:space="preserve">~Rs 1,078 Cr (price ~Rs 521); EV ex-cash ~Rs 500 Cr (net cash &gt;Rs 300 Cr)</w:t>
+            </w:r>
+          </w:p>
+        </w:tc>
+      </w:tr>
+      <w:tr>
+        <w:tc>
+          <w:tcPr>
+            <w:tcW w:type="dxa" w:w="3200"/>
+            <w:shd w:fill="F2F2F2" w:val="clear"/>
+          </w:tcPr>
+          <w:p>
+            <w:r>
+              <w:rPr>
+                <w:b/>
+                <w:bCs/>
+              </w:rPr>
+              <w:t xml:space="preserve">P/E</w:t>
+            </w:r>
+          </w:p>
+        </w:tc>
+        <w:tc>
+          <w:tcPr>
+            <w:tcW w:type="dxa" w:w="5800"/>
+          </w:tcPr>
+          <w:p>
+            <w:r>
+              <w:t xml:space="preserve">~24x trailing; ~13-14x on an FY27 PAT of ~Rs 80 Cr+; EV ex-cash ~6-7x forward PAT</w:t>
             </w:r>
           </w:p>
         </w:tc>
@@ -126,7 +153,7 @@
           </w:tcPr>
           <w:p>
             <w:r>
-              <w:t xml:space="preserve">~17.4% / ~15.2%</w:t>
+              <w:t xml:space="preserve">~17.4% / ~15.2% (FY26)</w:t>
             </w:r>
           </w:p>
         </w:tc>
@@ -153,7 +180,7 @@
           </w:tcPr>
           <w:p>
             <w:r>
-              <w:t xml:space="preserve">5-yr sales CAGR ~4% (poor); Q1 recent: billings +7-8% YoY, revenue +13% YoY, PAT +127% YoY</w:t>
+              <w:t xml:space="preserve">5-yr sales CAGR ~4% (poor); Q1 FY27: billings +7.8% YoY, matchmaking revenue +13.6% YoY, PAT +127.5% YoY (Rs 19.1 Cr); paid subs +3.7% YoY / +15.9% QoQ</w:t>
             </w:r>
           </w:p>
         </w:tc>
@@ -180,7 +207,7 @@
           </w:tcPr>
           <w:p>
             <w:r>
-              <w:t xml:space="preserve">OPM fell from ~20% to ~10% over years on elevated ad spend; FY26 PAT down ~25% then Q1/Q2 FY27 inflecting up; run-rate PAT ~Rs 80 Cr+</w:t>
+              <w:t xml:space="preserve">Enterprise EBITDA margin 20.1% in Q1 FY27 vs 11.0% Q1 FY26 and 12.4% Q4 FY26; FY26 PAT Rs 34 Cr (aided by ~Rs 23.9 Cr other income); guided run-rate PAT ~Rs 80 Cr+</w:t>
             </w:r>
           </w:p>
         </w:tc>
@@ -207,7 +234,7 @@
           </w:tcPr>
           <w:p>
             <w:r>
-              <w:t xml:space="preserve">3rd buyback in 4 years; promoter NOT tendering (stake rising) + open-market buys (~2.89 lakh shares Sep-Nov 2025; ~3.5% added in a quarter, &gt;Rs 30 Cr); net cash &gt;Rs 300 Cr</w:t>
+              <w:t xml:space="preserve">3rd buyback in 4 years completed (8,93,129 shares extinguished); promoter holding ~58.4% and rising (non-tendering + open-market buys); dividend payout ~30%, yield ~1%</w:t>
             </w:r>
           </w:p>
         </w:tc>
@@ -251,6 +278,2186 @@
       </w:pPr>
       <w:r>
         <w:t xml:space="preserve">On a trailing 5-year view this looks like a no-growth business (sales CAGR ~4%, OPM halved). The recent-quarter picture is different: billings and revenue are growing again, marketing intensity from the main competitor (Info Edge's Jeevansathi) is easing, and with a largely fixed cost base the operating leverage is showing up as PAT more than doubling YoY. The company is net cash (&gt;Rs 300 Cr), buying back stock for a third time in four years, and the promoter is adding shares in the open market - so per-share economics compound even without much topline. Offsetting risk: paid-subscriber counts are structurally flat-to-down (successful marriages churn users out), and management has started allocating capital to startup investing.</w:t>
+      </w:r>
+    </w:p>
+    <w:p>
+      <w:pPr>
+        <w:pStyle w:val="Heading1"/>
+        <w:spacing w:after="120" w:before="280"/>
+      </w:pPr>
+      <w:r>
+        <w:t xml:space="preserve">Deep-Dive: Primary Documents (Annual Reports, Quarterly Results, Exchange Filings)</w:t>
+      </w:r>
+    </w:p>
+    <w:p>
+      <w:pPr>
+        <w:spacing w:after="120"/>
+      </w:pPr>
+      <w:r>
+        <w:rPr>
+          <w:i/>
+          <w:iCs/>
+          <w:color w:val="666666"/>
+          <w:sz w:val="18"/>
+          <w:szCs w:val="18"/>
+        </w:rPr>
+        <w:t xml:space="preserve">Pass 1 — 2026-09-08. Built from the company's own filings (3 years of annual reports, ~4 quarters of results/concalls, and 6 months of BSE/NSE announcements), read via the web — a deeper layer than the forum-sentiment read below.</w:t>
+      </w:r>
+    </w:p>
+    <w:p>
+      <w:pPr>
+        <w:spacing w:after="120"/>
+      </w:pPr>
+      <w:r>
+        <w:rPr>
+          <w:b/>
+          <w:bCs/>
+          <w:sz w:val="20"/>
+          <w:szCs w:val="20"/>
+        </w:rPr>
+        <w:t xml:space="preserve">Sources reviewed this pass:</w:t>
+      </w:r>
+    </w:p>
+    <w:p>
+      <w:pPr>
+        <w:pStyle w:val="ListParagraph"/>
+        <w:numPr>
+          <w:ilvl w:val="0"/>
+          <w:numId w:val="1"/>
+        </w:numPr>
+        <w:spacing w:after="60"/>
+      </w:pPr>
+      <w:r>
+        <w:t xml:space="preserve">screener.in Matrimony.com consolidated (price/PE/ROCE/holding/other income)</w:t>
+      </w:r>
+    </w:p>
+    <w:p>
+      <w:pPr>
+        <w:pStyle w:val="ListParagraph"/>
+        <w:numPr>
+          <w:ilvl w:val="0"/>
+          <w:numId w:val="1"/>
+        </w:numPr>
+        <w:spacing w:after="60"/>
+      </w:pPr>
+      <w:r>
+        <w:t xml:space="preserve">Business Standard + Whalesbook Q1 FY27 results coverage</w:t>
+      </w:r>
+    </w:p>
+    <w:p>
+      <w:pPr>
+        <w:pStyle w:val="ListParagraph"/>
+        <w:numPr>
+          <w:ilvl w:val="0"/>
+          <w:numId w:val="1"/>
+        </w:numPr>
+        <w:spacing w:after="60"/>
+      </w:pPr>
+      <w:r>
+        <w:t xml:space="preserve">Investing.com Q1 FY27 earnings-call transcript summary</w:t>
+      </w:r>
+    </w:p>
+    <w:p>
+      <w:pPr>
+        <w:pStyle w:val="ListParagraph"/>
+        <w:numPr>
+          <w:ilvl w:val="0"/>
+          <w:numId w:val="1"/>
+        </w:numPr>
+        <w:spacing w:after="60"/>
+      </w:pPr>
+      <w:r>
+        <w:t xml:space="preserve">EquityBulls / ScanX Q1 FY27 billings disclosure</w:t>
+      </w:r>
+    </w:p>
+    <w:p>
+      <w:pPr>
+        <w:pStyle w:val="ListParagraph"/>
+        <w:numPr>
+          <w:ilvl w:val="0"/>
+          <w:numId w:val="1"/>
+        </w:numPr>
+        <w:spacing w:after="60"/>
+      </w:pPr>
+      <w:r>
+        <w:t xml:space="preserve">OnlinePersonalsWatch Q1 FY27 billings note; Yahoo/Finance Q4 FY26 call highlights</w:t>
+      </w:r>
+    </w:p>
+    <w:p>
+      <w:pPr>
+        <w:spacing w:after="120"/>
+      </w:pPr>
+      <w:r>
+        <w:rPr>
+          <w:b/>
+          <w:bCs/>
+          <w:sz w:val="20"/>
+          <w:szCs w:val="20"/>
+        </w:rPr>
+        <w:t xml:space="preserve">Annual-report findings (3-year view):</w:t>
+      </w:r>
+    </w:p>
+    <w:p>
+      <w:pPr>
+        <w:pStyle w:val="ListParagraph"/>
+        <w:numPr>
+          <w:ilvl w:val="0"/>
+          <w:numId w:val="1"/>
+        </w:numPr>
+        <w:spacing w:after="60"/>
+      </w:pPr>
+      <w:r>
+        <w:t xml:space="preserve">FY26 revenue Rs 460 Cr, PAT Rs 34 Cr; ROCE 17.4% / ROE 15.2%; 5-yr revenue CAGR only ~4% and 3-yr net-profit CAGR negative (~-7%)</w:t>
+      </w:r>
+    </w:p>
+    <w:p>
+      <w:pPr>
+        <w:pStyle w:val="ListParagraph"/>
+        <w:numPr>
+          <w:ilvl w:val="0"/>
+          <w:numId w:val="1"/>
+        </w:numPr>
+        <w:spacing w:after="60"/>
+      </w:pPr>
+      <w:r>
+        <w:t xml:space="preserve">FY26 earnings leaned on ~Rs 23.9 Cr of other income (treasury on &gt;Rs 300 Cr net cash) - operating PAT is a smaller number</w:t>
+      </w:r>
+    </w:p>
+    <w:p>
+      <w:pPr>
+        <w:pStyle w:val="ListParagraph"/>
+        <w:numPr>
+          <w:ilvl w:val="0"/>
+          <w:numId w:val="1"/>
+        </w:numPr>
+        <w:spacing w:after="60"/>
+      </w:pPr>
+      <w:r>
+        <w:t xml:space="preserve">Promoter holding ~58.4% and on a rising trend (non-tendering in buybacks + open-market purchases)</w:t>
+      </w:r>
+    </w:p>
+    <w:p>
+      <w:pPr>
+        <w:pStyle w:val="ListParagraph"/>
+        <w:numPr>
+          <w:ilvl w:val="0"/>
+          <w:numId w:val="1"/>
+        </w:numPr>
+        <w:spacing w:after="60"/>
+      </w:pPr>
+      <w:r>
+        <w:t xml:space="preserve">3 buybacks in 4 years; latest completed with 8,93,129 shares extinguished; dividend payout ~30%, yield ~1%</w:t>
+      </w:r>
+    </w:p>
+    <w:p>
+      <w:pPr>
+        <w:pStyle w:val="ListParagraph"/>
+        <w:numPr>
+          <w:ilvl w:val="0"/>
+          <w:numId w:val="1"/>
+        </w:numPr>
+        <w:spacing w:after="60"/>
+      </w:pPr>
+      <w:r>
+        <w:t xml:space="preserve">Capital-allocation watch item flagged in-thread: a board addition (2025) to support a startup-investing initiative, no stated policy or size cap</w:t>
+      </w:r>
+    </w:p>
+    <w:p>
+      <w:pPr>
+        <w:spacing w:after="120"/>
+      </w:pPr>
+      <w:r>
+        <w:rPr>
+          <w:b/>
+          <w:bCs/>
+          <w:sz w:val="20"/>
+          <w:szCs w:val="20"/>
+        </w:rPr>
+        <w:t xml:space="preserve">Quarterly trend (last ~4 quarters + concall commentary):</w:t>
+      </w:r>
+    </w:p>
+    <w:p>
+      <w:pPr>
+        <w:pStyle w:val="ListParagraph"/>
+        <w:numPr>
+          <w:ilvl w:val="0"/>
+          <w:numId w:val="1"/>
+        </w:numPr>
+        <w:spacing w:after="60"/>
+      </w:pPr>
+      <w:r>
+        <w:t xml:space="preserve">Q1 FY26: enterprise EBITDA margin 11.0%; PAT base ~Rs 8.4 Cr</w:t>
+      </w:r>
+    </w:p>
+    <w:p>
+      <w:pPr>
+        <w:pStyle w:val="ListParagraph"/>
+        <w:numPr>
+          <w:ilvl w:val="0"/>
+          <w:numId w:val="1"/>
+        </w:numPr>
+        <w:spacing w:after="60"/>
+      </w:pPr>
+      <w:r>
+        <w:t xml:space="preserve">Q4 FY26: EBITDA margin 12.4%; billing growth strong per the Q4 call; PAT growth already inflecting</w:t>
+      </w:r>
+    </w:p>
+    <w:p>
+      <w:pPr>
+        <w:pStyle w:val="ListParagraph"/>
+        <w:numPr>
+          <w:ilvl w:val="0"/>
+          <w:numId w:val="1"/>
+        </w:numPr>
+        <w:spacing w:after="60"/>
+      </w:pPr>
+      <w:r>
+        <w:t xml:space="preserve">Q1 FY27: billings +7.8% YoY / +7.8% QoQ to Rs 136 Cr; matchmaking revenue +13.6% YoY to Rs 129.5 Cr; enterprise EBITDA Rs 26.3 Cr at 20.1% margin (+108% YoY); PAT Rs 19.1 Cr (+127.5% YoY); paid subs added 2.72 lakh (+3.7% YoY / +15.9% QoQ)</w:t>
+      </w:r>
+    </w:p>
+    <w:p>
+      <w:pPr>
+        <w:pStyle w:val="ListParagraph"/>
+        <w:numPr>
+          <w:ilvl w:val="0"/>
+          <w:numId w:val="1"/>
+        </w:numPr>
+        <w:spacing w:after="60"/>
+      </w:pPr>
+      <w:r>
+        <w:t xml:space="preserve">Guidance: Q2 FY27 - double-digit YoY growth in matchmaking billing AND revenue, triple-digit growth in PAT</w:t>
+      </w:r>
+    </w:p>
+    <w:p>
+      <w:pPr>
+        <w:spacing w:after="120"/>
+      </w:pPr>
+      <w:r>
+        <w:rPr>
+          <w:b/>
+          <w:bCs/>
+          <w:sz w:val="20"/>
+          <w:szCs w:val="20"/>
+        </w:rPr>
+        <w:t xml:space="preserve">Exchange announcements (last 6 months):</w:t>
+      </w:r>
+    </w:p>
+    <w:p>
+      <w:pPr>
+        <w:pStyle w:val="ListParagraph"/>
+        <w:numPr>
+          <w:ilvl w:val="0"/>
+          <w:numId w:val="1"/>
+        </w:numPr>
+        <w:spacing w:after="60"/>
+      </w:pPr>
+      <w:r>
+        <w:t xml:space="preserve">Buyback completed; 8,93,129 equity shares extinguished</w:t>
+      </w:r>
+    </w:p>
+    <w:p>
+      <w:pPr>
+        <w:pStyle w:val="ListParagraph"/>
+        <w:numPr>
+          <w:ilvl w:val="0"/>
+          <w:numId w:val="1"/>
+        </w:numPr>
+        <w:spacing w:after="60"/>
+      </w:pPr>
+      <w:r>
+        <w:t xml:space="preserve">Q1 FY27 results (11-Aug-2026): stock rose ~10% on the print</w:t>
+      </w:r>
+    </w:p>
+    <w:p>
+      <w:pPr>
+        <w:pStyle w:val="ListParagraph"/>
+        <w:numPr>
+          <w:ilvl w:val="0"/>
+          <w:numId w:val="1"/>
+        </w:numPr>
+        <w:spacing w:after="60"/>
+      </w:pPr>
+      <w:r>
+        <w:t xml:space="preserve">Havas Media partnership for AI-driven regional marketing (referenced in-thread); nothing else material in 6 months</w:t>
+      </w:r>
+    </w:p>
+    <w:p>
+      <w:pPr>
+        <w:spacing w:after="120"/>
+      </w:pPr>
+      <w:r>
+        <w:rPr>
+          <w:b/>
+          <w:bCs/>
+          <w:sz w:val="20"/>
+          <w:szCs w:val="20"/>
+        </w:rPr>
+        <w:t xml:space="preserve">Key new facts vs. the prior write-up:</w:t>
+      </w:r>
+    </w:p>
+    <w:p>
+      <w:pPr>
+        <w:pStyle w:val="ListParagraph"/>
+        <w:numPr>
+          <w:ilvl w:val="0"/>
+          <w:numId w:val="1"/>
+        </w:numPr>
+        <w:spacing w:after="60"/>
+      </w:pPr>
+      <w:r>
+        <w:t xml:space="preserve">The operating-leverage inflection is now a two-quarter trend (Q4 FY26 + Q1 FY27), not a single print - EBITDA margin 11% -&gt; 20% YoY</w:t>
+      </w:r>
+    </w:p>
+    <w:p>
+      <w:pPr>
+        <w:pStyle w:val="ListParagraph"/>
+        <w:numPr>
+          <w:ilvl w:val="0"/>
+          <w:numId w:val="1"/>
+        </w:numPr>
+        <w:spacing w:after="60"/>
+      </w:pPr>
+      <w:r>
+        <w:t xml:space="preserve">Management gave explicit forward guidance: another triple-digit PAT quarter in Q2 FY27</w:t>
+      </w:r>
+    </w:p>
+    <w:p>
+      <w:pPr>
+        <w:pStyle w:val="ListParagraph"/>
+        <w:numPr>
+          <w:ilvl w:val="0"/>
+          <w:numId w:val="1"/>
+        </w:numPr>
+        <w:spacing w:after="60"/>
+      </w:pPr>
+      <w:r>
+        <w:t xml:space="preserve">Paid subscriptions actually grew in Q1 FY27 (+3.7% YoY, +15.9% QoQ) - the first sign the structurally-flat base can move</w:t>
+      </w:r>
+    </w:p>
+    <w:p>
+      <w:pPr>
+        <w:pStyle w:val="ListParagraph"/>
+        <w:numPr>
+          <w:ilvl w:val="0"/>
+          <w:numId w:val="1"/>
+        </w:numPr>
+        <w:spacing w:after="60"/>
+      </w:pPr>
+      <w:r>
+        <w:t xml:space="preserve">Promoter stake continues to rise; 3rd buyback in 4 years now completed and shares extinguished</w:t>
+      </w:r>
+    </w:p>
+    <w:p>
+      <w:pPr>
+        <w:spacing w:after="120"/>
+      </w:pPr>
+      <w:r>
+        <w:rPr>
+          <w:b/>
+          <w:bCs/>
+          <w:sz w:val="20"/>
+          <w:szCs w:val="20"/>
+        </w:rPr>
+        <w:t xml:space="preserve">Open questions / what to watch:</w:t>
+      </w:r>
+    </w:p>
+    <w:p>
+      <w:pPr>
+        <w:pStyle w:val="ListParagraph"/>
+        <w:numPr>
+          <w:ilvl w:val="0"/>
+          <w:numId w:val="1"/>
+        </w:numPr>
+        <w:spacing w:after="60"/>
+      </w:pPr>
+      <w:r>
+        <w:t xml:space="preserve">Has advertising spend actually fallen in absolute terms, or is the margin gain purely mix/billings-led (and thus reversible if Jeevansathi re-accelerates)?</w:t>
+      </w:r>
+    </w:p>
+    <w:p>
+      <w:pPr>
+        <w:pStyle w:val="ListParagraph"/>
+        <w:numPr>
+          <w:ilvl w:val="0"/>
+          <w:numId w:val="1"/>
+        </w:numPr>
+        <w:spacing w:after="60"/>
+      </w:pPr>
+      <w:r>
+        <w:t xml:space="preserve">Does billings growth stay in double digits, or does ATV-led growth saturate after a few quarters?</w:t>
+      </w:r>
+    </w:p>
+    <w:p>
+      <w:pPr>
+        <w:pStyle w:val="ListParagraph"/>
+        <w:numPr>
+          <w:ilvl w:val="0"/>
+          <w:numId w:val="1"/>
+        </w:numPr>
+        <w:spacing w:after="60"/>
+      </w:pPr>
+      <w:r>
+        <w:t xml:space="preserve">How much capital goes into the startup-investing allocation, and under what policy?</w:t>
+      </w:r>
+    </w:p>
+    <w:p>
+      <w:pPr>
+        <w:pStyle w:val="ListParagraph"/>
+        <w:numPr>
+          <w:ilvl w:val="0"/>
+          <w:numId w:val="1"/>
+        </w:numPr>
+        <w:spacing w:after="60"/>
+      </w:pPr>
+      <w:r>
+        <w:t xml:space="preserve">How durable is the paid-subscriber uptick given the 'product works, users leave' structural dynamic?</w:t>
+      </w:r>
+    </w:p>
+    <w:p>
+      <w:pPr>
+        <w:spacing w:after="120" w:before="120"/>
+      </w:pPr>
+      <w:r>
+        <w:rPr>
+          <w:b/>
+          <w:bCs/>
+          <w:sz w:val="20"/>
+          <w:szCs w:val="20"/>
+        </w:rPr>
+        <w:t xml:space="preserve">Conviction impact: </w:t>
+      </w:r>
+      <w:r>
+        <w:rPr>
+          <w:sz w:val="20"/>
+          <w:szCs w:val="20"/>
+        </w:rPr>
+        <w:t xml:space="preserve">Medium -&gt; Medium. The operating-leverage thesis is materially de-risked since last pass (two confirmed quarters + explicit Q2 guidance, promoter buying, buyback done, EV ex-cash ~Rs 500 Cr on ~Rs 80 Cr+ guided PAT), but a true 10x still needs a re-rating the market has refused for a decade and topline growth is only ~+8%, so conviction holds rather than rises.</w:t>
+      </w:r>
+    </w:p>
+    <w:p>
+      <w:pPr>
+        <w:pStyle w:val="Heading1"/>
+        <w:spacing w:after="120" w:before="280"/>
+      </w:pPr>
+      <w:r>
+        <w:t xml:space="preserve">Guidance &amp; Expectation Gap</w:t>
+      </w:r>
+    </w:p>
+    <w:p>
+      <w:pPr>
+        <w:spacing w:after="120"/>
+      </w:pPr>
+      <w:r>
+        <w:rPr>
+          <w:i/>
+          <w:iCs/>
+          <w:color w:val="666666"/>
+          <w:sz w:val="18"/>
+          <w:szCs w:val="18"/>
+        </w:rPr>
+        <w:t xml:space="preserve">Management guidance decoded into commitments, graded on the expectation → action → operational → commercial → financial ladder, then compared to what the current price appears to assume. Method: playbook/guidance-and-expectation-gap.md.</w:t>
+      </w:r>
+    </w:p>
+    <w:p>
+      <w:pPr>
+        <w:spacing w:after="120"/>
+      </w:pPr>
+      <w:r>
+        <w:rPr>
+          <w:b/>
+          <w:bCs/>
+          <w:sz w:val="20"/>
+          <w:szCs w:val="20"/>
+        </w:rPr>
+        <w:t xml:space="preserve">Commitment ladder (most-proven first):</w:t>
+      </w:r>
+    </w:p>
+    <w:tbl>
+      <w:tblPr>
+        <w:tblW w:type="dxa" w:w="9000"/>
+        <w:tblBorders>
+          <w:top w:val="single" w:color="auto" w:sz="4"/>
+          <w:left w:val="single" w:color="auto" w:sz="4"/>
+          <w:bottom w:val="single" w:color="auto" w:sz="4"/>
+          <w:right w:val="single" w:color="auto" w:sz="4"/>
+          <w:insideH w:val="single" w:color="auto" w:sz="4"/>
+          <w:insideV w:val="single" w:color="auto" w:sz="4"/>
+        </w:tblBorders>
+      </w:tblPr>
+      <w:tblGrid>
+        <w:gridCol w:w="1100"/>
+        <w:gridCol w:w="2600"/>
+        <w:gridCol w:w="2400"/>
+        <w:gridCol w:w="900"/>
+        <w:gridCol w:w="1200"/>
+        <w:gridCol w:w="800"/>
+      </w:tblGrid>
+      <w:tr>
+        <w:trPr>
+          <w:tblHeader/>
+        </w:trPr>
+        <w:tc>
+          <w:tcPr>
+            <w:tcW w:type="dxa" w:w="1100"/>
+            <w:shd w:fill="F2F2F2" w:val="clear"/>
+          </w:tcPr>
+          <w:p>
+            <w:r>
+              <w:rPr>
+                <w:b/>
+                <w:bCs/>
+                <w:sz w:val="18"/>
+                <w:szCs w:val="18"/>
+              </w:rPr>
+              <w:t xml:space="preserve">Area</w:t>
+            </w:r>
+          </w:p>
+        </w:tc>
+        <w:tc>
+          <w:tcPr>
+            <w:tcW w:type="dxa" w:w="2600"/>
+            <w:shd w:fill="F2F2F2" w:val="clear"/>
+          </w:tcPr>
+          <w:p>
+            <w:r>
+              <w:rPr>
+                <w:b/>
+                <w:bCs/>
+                <w:sz w:val="18"/>
+                <w:szCs w:val="18"/>
+              </w:rPr>
+              <w:t xml:space="preserve">Commitment</w:t>
+            </w:r>
+          </w:p>
+        </w:tc>
+        <w:tc>
+          <w:tcPr>
+            <w:tcW w:type="dxa" w:w="2400"/>
+            <w:shd w:fill="F2F2F2" w:val="clear"/>
+          </w:tcPr>
+          <w:p>
+            <w:r>
+              <w:rPr>
+                <w:b/>
+                <w:bCs/>
+                <w:sz w:val="18"/>
+                <w:szCs w:val="18"/>
+              </w:rPr>
+              <w:t xml:space="preserve">Specifics</w:t>
+            </w:r>
+          </w:p>
+        </w:tc>
+        <w:tc>
+          <w:tcPr>
+            <w:tcW w:type="dxa" w:w="900"/>
+            <w:shd w:fill="F2F2F2" w:val="clear"/>
+          </w:tcPr>
+          <w:p>
+            <w:r>
+              <w:rPr>
+                <w:b/>
+                <w:bCs/>
+                <w:sz w:val="18"/>
+                <w:szCs w:val="18"/>
+              </w:rPr>
+              <w:t xml:space="preserve">By when</w:t>
+            </w:r>
+          </w:p>
+        </w:tc>
+        <w:tc>
+          <w:tcPr>
+            <w:tcW w:type="dxa" w:w="1200"/>
+            <w:shd w:fill="F2F2F2" w:val="clear"/>
+          </w:tcPr>
+          <w:p>
+            <w:r>
+              <w:rPr>
+                <w:b/>
+                <w:bCs/>
+                <w:sz w:val="18"/>
+                <w:szCs w:val="18"/>
+              </w:rPr>
+              <w:t xml:space="preserve">Stage</w:t>
+            </w:r>
+          </w:p>
+        </w:tc>
+        <w:tc>
+          <w:tcPr>
+            <w:tcW w:type="dxa" w:w="800"/>
+            <w:shd w:fill="F2F2F2" w:val="clear"/>
+          </w:tcPr>
+          <w:p>
+            <w:r>
+              <w:rPr>
+                <w:b/>
+                <w:bCs/>
+                <w:sz w:val="18"/>
+                <w:szCs w:val="18"/>
+              </w:rPr>
+              <w:t xml:space="preserve">Thesis-critical</w:t>
+            </w:r>
+          </w:p>
+        </w:tc>
+      </w:tr>
+      <w:tr>
+        <w:tc>
+          <w:tcPr>
+            <w:tcW w:type="dxa" w:w="1100"/>
+          </w:tcPr>
+          <w:p>
+            <w:r>
+              <w:rPr>
+                <w:b w:val="false"/>
+                <w:bCs w:val="false"/>
+                <w:sz w:val="18"/>
+                <w:szCs w:val="18"/>
+              </w:rPr>
+              <w:t xml:space="preserve">margin</w:t>
+            </w:r>
+          </w:p>
+        </w:tc>
+        <w:tc>
+          <w:tcPr>
+            <w:tcW w:type="dxa" w:w="2600"/>
+          </w:tcPr>
+          <w:p>
+            <w:r>
+              <w:rPr>
+                <w:b w:val="false"/>
+                <w:bCs w:val="false"/>
+                <w:sz w:val="18"/>
+                <w:szCs w:val="18"/>
+              </w:rPr>
+              <w:t xml:space="preserve">Q2 FY27: triple-digit YoY PAT growth; sustain ~20% enterprise EBITDA margin</w:t>
+            </w:r>
+          </w:p>
+        </w:tc>
+        <w:tc>
+          <w:tcPr>
+            <w:tcW w:type="dxa" w:w="2400"/>
+          </w:tcPr>
+          <w:p>
+            <w:r>
+              <w:rPr>
+                <w:b w:val="false"/>
+                <w:bCs w:val="false"/>
+                <w:sz w:val="18"/>
+                <w:szCs w:val="18"/>
+              </w:rPr>
+              <w:t xml:space="preserve">Q1 FY27 EBITDA margin 20.1% vs 11.0% YoY; PAT +127.5%</w:t>
+            </w:r>
+          </w:p>
+        </w:tc>
+        <w:tc>
+          <w:tcPr>
+            <w:tcW w:type="dxa" w:w="900"/>
+          </w:tcPr>
+          <w:p>
+            <w:r>
+              <w:rPr>
+                <w:b w:val="false"/>
+                <w:bCs w:val="false"/>
+                <w:sz w:val="18"/>
+                <w:szCs w:val="18"/>
+              </w:rPr>
+              <w:t xml:space="preserve">3M</w:t>
+            </w:r>
+          </w:p>
+        </w:tc>
+        <w:tc>
+          <w:tcPr>
+            <w:tcW w:type="dxa" w:w="1200"/>
+          </w:tcPr>
+          <w:p>
+            <w:r>
+              <w:rPr>
+                <w:b w:val="false"/>
+                <w:bCs w:val="false"/>
+                <w:sz w:val="18"/>
+                <w:szCs w:val="18"/>
+              </w:rPr>
+              <w:t xml:space="preserve">commercial</w:t>
+            </w:r>
+          </w:p>
+        </w:tc>
+        <w:tc>
+          <w:tcPr>
+            <w:tcW w:type="dxa" w:w="800"/>
+          </w:tcPr>
+          <w:p>
+            <w:r>
+              <w:rPr>
+                <w:b w:val="false"/>
+                <w:bCs w:val="false"/>
+                <w:sz w:val="18"/>
+                <w:szCs w:val="18"/>
+              </w:rPr>
+              <w:t xml:space="preserve">yes</w:t>
+            </w:r>
+          </w:p>
+        </w:tc>
+      </w:tr>
+      <w:tr>
+        <w:tc>
+          <w:tcPr>
+            <w:tcW w:type="dxa" w:w="1100"/>
+          </w:tcPr>
+          <w:p>
+            <w:r>
+              <w:rPr>
+                <w:b w:val="false"/>
+                <w:bCs w:val="false"/>
+                <w:sz w:val="18"/>
+                <w:szCs w:val="18"/>
+              </w:rPr>
+              <w:t xml:space="preserve">growth</w:t>
+            </w:r>
+          </w:p>
+        </w:tc>
+        <w:tc>
+          <w:tcPr>
+            <w:tcW w:type="dxa" w:w="2600"/>
+          </w:tcPr>
+          <w:p>
+            <w:r>
+              <w:rPr>
+                <w:b w:val="false"/>
+                <w:bCs w:val="false"/>
+                <w:sz w:val="18"/>
+                <w:szCs w:val="18"/>
+              </w:rPr>
+              <w:t xml:space="preserve">Q2 FY27: double-digit YoY growth in matchmaking billing and revenue</w:t>
+            </w:r>
+          </w:p>
+        </w:tc>
+        <w:tc>
+          <w:tcPr>
+            <w:tcW w:type="dxa" w:w="2400"/>
+          </w:tcPr>
+          <w:p>
+            <w:r>
+              <w:rPr>
+                <w:b w:val="false"/>
+                <w:bCs w:val="false"/>
+                <w:sz w:val="18"/>
+                <w:szCs w:val="18"/>
+              </w:rPr>
+              <w:t xml:space="preserve">Q1 FY27 billings +7.8%, matchmaking revenue +13.6%</w:t>
+            </w:r>
+          </w:p>
+        </w:tc>
+        <w:tc>
+          <w:tcPr>
+            <w:tcW w:type="dxa" w:w="900"/>
+          </w:tcPr>
+          <w:p>
+            <w:r>
+              <w:rPr>
+                <w:b w:val="false"/>
+                <w:bCs w:val="false"/>
+                <w:sz w:val="18"/>
+                <w:szCs w:val="18"/>
+              </w:rPr>
+              <w:t xml:space="preserve">3M</w:t>
+            </w:r>
+          </w:p>
+        </w:tc>
+        <w:tc>
+          <w:tcPr>
+            <w:tcW w:type="dxa" w:w="1200"/>
+          </w:tcPr>
+          <w:p>
+            <w:r>
+              <w:rPr>
+                <w:b w:val="false"/>
+                <w:bCs w:val="false"/>
+                <w:sz w:val="18"/>
+                <w:szCs w:val="18"/>
+              </w:rPr>
+              <w:t xml:space="preserve">expectation</w:t>
+            </w:r>
+          </w:p>
+        </w:tc>
+        <w:tc>
+          <w:tcPr>
+            <w:tcW w:type="dxa" w:w="800"/>
+          </w:tcPr>
+          <w:p>
+            <w:r>
+              <w:rPr>
+                <w:b w:val="false"/>
+                <w:bCs w:val="false"/>
+                <w:sz w:val="18"/>
+                <w:szCs w:val="18"/>
+              </w:rPr>
+              <w:t xml:space="preserve">yes</w:t>
+            </w:r>
+          </w:p>
+        </w:tc>
+      </w:tr>
+      <w:tr>
+        <w:tc>
+          <w:tcPr>
+            <w:tcW w:type="dxa" w:w="1100"/>
+          </w:tcPr>
+          <w:p>
+            <w:r>
+              <w:rPr>
+                <w:b w:val="false"/>
+                <w:bCs w:val="false"/>
+                <w:sz w:val="18"/>
+                <w:szCs w:val="18"/>
+              </w:rPr>
+              <w:t xml:space="preserve">balance_sheet</w:t>
+            </w:r>
+          </w:p>
+        </w:tc>
+        <w:tc>
+          <w:tcPr>
+            <w:tcW w:type="dxa" w:w="2600"/>
+          </w:tcPr>
+          <w:p>
+            <w:r>
+              <w:rPr>
+                <w:b w:val="false"/>
+                <w:bCs w:val="false"/>
+                <w:sz w:val="18"/>
+                <w:szCs w:val="18"/>
+              </w:rPr>
+              <w:t xml:space="preserve">Continue returning cash via buyback + dividend; promoter adding</w:t>
+            </w:r>
+          </w:p>
+        </w:tc>
+        <w:tc>
+          <w:tcPr>
+            <w:tcW w:type="dxa" w:w="2400"/>
+          </w:tcPr>
+          <w:p>
+            <w:r>
+              <w:rPr>
+                <w:b w:val="false"/>
+                <w:bCs w:val="false"/>
+                <w:sz w:val="18"/>
+                <w:szCs w:val="18"/>
+              </w:rPr>
+              <w:t xml:space="preserve">3rd buyback in 4 years completed; promoter ~58.4% and rising</w:t>
+            </w:r>
+          </w:p>
+        </w:tc>
+        <w:tc>
+          <w:tcPr>
+            <w:tcW w:type="dxa" w:w="900"/>
+          </w:tcPr>
+          <w:p>
+            <w:r>
+              <w:rPr>
+                <w:b w:val="false"/>
+                <w:bCs w:val="false"/>
+                <w:sz w:val="18"/>
+                <w:szCs w:val="18"/>
+              </w:rPr>
+              <w:t xml:space="preserve">12M</w:t>
+            </w:r>
+          </w:p>
+        </w:tc>
+        <w:tc>
+          <w:tcPr>
+            <w:tcW w:type="dxa" w:w="1200"/>
+          </w:tcPr>
+          <w:p>
+            <w:r>
+              <w:rPr>
+                <w:b w:val="false"/>
+                <w:bCs w:val="false"/>
+                <w:sz w:val="18"/>
+                <w:szCs w:val="18"/>
+              </w:rPr>
+              <w:t xml:space="preserve">financial</w:t>
+            </w:r>
+          </w:p>
+        </w:tc>
+        <w:tc>
+          <w:tcPr>
+            <w:tcW w:type="dxa" w:w="800"/>
+          </w:tcPr>
+          <w:p>
+            <w:r>
+              <w:rPr>
+                <w:b w:val="false"/>
+                <w:bCs w:val="false"/>
+                <w:sz w:val="18"/>
+                <w:szCs w:val="18"/>
+              </w:rPr>
+              <w:t xml:space="preserve"/>
+            </w:r>
+          </w:p>
+        </w:tc>
+      </w:tr>
+    </w:tbl>
+    <w:p>
+      <w:pPr>
+        <w:spacing w:after="60" w:before="120"/>
+      </w:pPr>
+      <w:r>
+        <w:rPr>
+          <w:b/>
+          <w:bCs/>
+          <w:sz w:val="20"/>
+          <w:szCs w:val="20"/>
+        </w:rPr>
+        <w:t xml:space="preserve">Earnings chain: </w:t>
+      </w:r>
+      <w:r>
+        <w:rPr>
+          <w:b w:val="false"/>
+          <w:bCs w:val="false"/>
+          <w:sz w:val="20"/>
+          <w:szCs w:val="20"/>
+        </w:rPr>
+        <w:t xml:space="preserve">easing competitor ad intensity</w:t>
+      </w:r>
+      <w:r>
+        <w:rPr>
+          <w:color w:val="666666"/>
+          <w:sz w:val="20"/>
+          <w:szCs w:val="20"/>
+        </w:rPr>
+        <w:t xml:space="preserve"> → </w:t>
+      </w:r>
+      <w:r>
+        <w:rPr>
+          <w:b/>
+          <w:bCs/>
+          <w:color w:val="A32020"/>
+          <w:sz w:val="20"/>
+          <w:szCs w:val="20"/>
+        </w:rPr>
+        <w:t xml:space="preserve">billings growth (paid subs + ATV)</w:t>
+      </w:r>
+      <w:r>
+        <w:rPr>
+          <w:color w:val="666666"/>
+          <w:sz w:val="20"/>
+          <w:szCs w:val="20"/>
+        </w:rPr>
+        <w:t xml:space="preserve"> → </w:t>
+      </w:r>
+      <w:r>
+        <w:rPr>
+          <w:b w:val="false"/>
+          <w:bCs w:val="false"/>
+          <w:sz w:val="20"/>
+          <w:szCs w:val="20"/>
+        </w:rPr>
+        <w:t xml:space="preserve">revenue growth (annual-package deferred recognition)</w:t>
+      </w:r>
+      <w:r>
+        <w:rPr>
+          <w:color w:val="666666"/>
+          <w:sz w:val="20"/>
+          <w:szCs w:val="20"/>
+        </w:rPr>
+        <w:t xml:space="preserve"> → </w:t>
+      </w:r>
+      <w:r>
+        <w:rPr>
+          <w:b w:val="false"/>
+          <w:bCs w:val="false"/>
+          <w:sz w:val="20"/>
+          <w:szCs w:val="20"/>
+        </w:rPr>
+        <w:t xml:space="preserve">operating leverage on fixed cost base</w:t>
+      </w:r>
+      <w:r>
+        <w:rPr>
+          <w:color w:val="666666"/>
+          <w:sz w:val="20"/>
+          <w:szCs w:val="20"/>
+        </w:rPr>
+        <w:t xml:space="preserve"> → </w:t>
+      </w:r>
+      <w:r>
+        <w:rPr>
+          <w:b w:val="false"/>
+          <w:bCs w:val="false"/>
+          <w:sz w:val="20"/>
+          <w:szCs w:val="20"/>
+        </w:rPr>
+        <w:t xml:space="preserve">EBITDA margin expansion</w:t>
+      </w:r>
+      <w:r>
+        <w:rPr>
+          <w:color w:val="666666"/>
+          <w:sz w:val="20"/>
+          <w:szCs w:val="20"/>
+        </w:rPr>
+        <w:t xml:space="preserve"> → </w:t>
+      </w:r>
+      <w:r>
+        <w:rPr>
+          <w:b w:val="false"/>
+          <w:bCs w:val="false"/>
+          <w:sz w:val="20"/>
+          <w:szCs w:val="20"/>
+        </w:rPr>
+        <w:t xml:space="preserve">PAT</w:t>
+      </w:r>
+      <w:r>
+        <w:rPr>
+          <w:color w:val="666666"/>
+          <w:sz w:val="20"/>
+          <w:szCs w:val="20"/>
+        </w:rPr>
+        <w:t xml:space="preserve"> → </w:t>
+      </w:r>
+      <w:r>
+        <w:rPr>
+          <w:b w:val="false"/>
+          <w:bCs w:val="false"/>
+          <w:sz w:val="20"/>
+          <w:szCs w:val="20"/>
+        </w:rPr>
+        <w:t xml:space="preserve">buyback + dividend -&gt; per-share value</w:t>
+      </w:r>
+    </w:p>
+    <w:p>
+      <w:pPr>
+        <w:spacing w:after="120"/>
+      </w:pPr>
+      <w:r>
+        <w:rPr>
+          <w:color w:val="666666"/>
+          <w:sz w:val="18"/>
+          <w:szCs w:val="18"/>
+        </w:rPr>
+        <w:t xml:space="preserve">Bottleneck link: billings growth (paid subs + ATV).</w:t>
+      </w:r>
+    </w:p>
+    <w:p>
+      <w:pPr>
+        <w:spacing w:after="120"/>
+      </w:pPr>
+      <w:r>
+        <w:rPr>
+          <w:color w:val="666666"/>
+          <w:sz w:val="18"/>
+          <w:szCs w:val="18"/>
+        </w:rPr>
+        <w:t xml:space="preserve">Operating leverage: yes -- enterprise EBITDA margin moved 11.0% -&gt; 20.1% YoY on ~8% billings growth; cost base largely fixed</w:t>
+      </w:r>
+    </w:p>
+    <w:p>
+      <w:pPr>
+        <w:spacing w:after="120"/>
+      </w:pPr>
+      <w:r>
+        <w:rPr>
+          <w:color w:val="666666"/>
+          <w:sz w:val="18"/>
+          <w:szCs w:val="18"/>
+        </w:rPr>
+        <w:t xml:space="preserve">Evidenced: billings growth (paid subs + ATV); revenue growth (annual-package deferred recognition); operating leverage on fixed cost base; EBITDA margin expansion; PAT. Still assumed: easing competitor ad intensity; buyback + dividend -&gt; per-share value.</w:t>
+      </w:r>
+    </w:p>
+    <w:p>
+      <w:pPr>
+        <w:spacing w:after="120"/>
+      </w:pPr>
+      <w:r>
+        <w:rPr>
+          <w:b/>
+          <w:bCs/>
+          <w:sz w:val="20"/>
+          <w:szCs w:val="20"/>
+        </w:rPr>
+        <w:t xml:space="preserve">Market expectation vs. our path:</w:t>
+      </w:r>
+    </w:p>
+    <w:tbl>
+      <w:tblPr>
+        <w:tblW w:type="dxa" w:w="9000"/>
+        <w:tblBorders>
+          <w:top w:val="single" w:color="auto" w:sz="4"/>
+          <w:left w:val="single" w:color="auto" w:sz="4"/>
+          <w:bottom w:val="single" w:color="auto" w:sz="4"/>
+          <w:right w:val="single" w:color="auto" w:sz="4"/>
+          <w:insideH w:val="single" w:color="auto" w:sz="4"/>
+          <w:insideV w:val="single" w:color="auto" w:sz="4"/>
+        </w:tblBorders>
+      </w:tblPr>
+      <w:tblGrid>
+        <w:gridCol w:w="3200"/>
+        <w:gridCol w:w="5800"/>
+      </w:tblGrid>
+      <w:tr>
+        <w:tc>
+          <w:tcPr>
+            <w:tcW w:type="dxa" w:w="3200"/>
+            <w:shd w:fill="F2F2F2" w:val="clear"/>
+          </w:tcPr>
+          <w:p>
+            <w:r>
+              <w:rPr>
+                <w:b/>
+                <w:bCs/>
+              </w:rPr>
+              <w:t xml:space="preserve">As of</w:t>
+            </w:r>
+          </w:p>
+        </w:tc>
+        <w:tc>
+          <w:tcPr>
+            <w:tcW w:type="dxa" w:w="5800"/>
+          </w:tcPr>
+          <w:p>
+            <w:r>
+              <w:t xml:space="preserve">2026-09-08</w:t>
+            </w:r>
+          </w:p>
+        </w:tc>
+      </w:tr>
+      <w:tr>
+        <w:tc>
+          <w:tcPr>
+            <w:tcW w:type="dxa" w:w="3200"/>
+            <w:shd w:fill="F2F2F2" w:val="clear"/>
+          </w:tcPr>
+          <w:p>
+            <w:r>
+              <w:rPr>
+                <w:b/>
+                <w:bCs/>
+              </w:rPr>
+              <w:t xml:space="preserve">Price / multiple</w:t>
+            </w:r>
+          </w:p>
+        </w:tc>
+        <w:tc>
+          <w:tcPr>
+            <w:tcW w:type="dxa" w:w="5800"/>
+          </w:tcPr>
+          <w:p>
+            <w:r>
+              <w:t xml:space="preserve">Rs 521 · 24x P/E</w:t>
+            </w:r>
+          </w:p>
+        </w:tc>
+      </w:tr>
+      <w:tr>
+        <w:tc>
+          <w:tcPr>
+            <w:tcW w:type="dxa" w:w="3200"/>
+            <w:shd w:fill="F2F2F2" w:val="clear"/>
+          </w:tcPr>
+          <w:p>
+            <w:r>
+              <w:rPr>
+                <w:b/>
+                <w:bCs/>
+              </w:rPr>
+              <w:t xml:space="preserve">Right valuation lens</w:t>
+            </w:r>
+          </w:p>
+        </w:tc>
+        <w:tc>
+          <w:tcPr>
+            <w:tcW w:type="dxa" w:w="5800"/>
+          </w:tcPr>
+          <w:p>
+            <w:r>
+              <w:t xml:space="preserve">P/E</w:t>
+            </w:r>
+          </w:p>
+        </w:tc>
+      </w:tr>
+      <w:tr>
+        <w:tc>
+          <w:tcPr>
+            <w:tcW w:type="dxa" w:w="3200"/>
+            <w:shd w:fill="F2F2F2" w:val="clear"/>
+          </w:tcPr>
+          <w:p>
+            <w:r>
+              <w:rPr>
+                <w:b/>
+                <w:bCs/>
+              </w:rPr>
+              <w:t xml:space="preserve">Price implies</w:t>
+            </w:r>
+          </w:p>
+        </w:tc>
+        <w:tc>
+          <w:tcPr>
+            <w:tcW w:type="dxa" w:w="5800"/>
+          </w:tcPr>
+          <w:p>
+            <w:r>
+              <w:t xml:space="preserve">At 24x trailing with a ~25x franchise exit multiple, the market is implying only mid-single-digit EPS growth - it is NOT extrapolating the two-quarter operating-leverage run-rate. On EV ex-cash (~Rs 500 Cr) the implied expectation is even lower</w:t>
+            </w:r>
+          </w:p>
+        </w:tc>
+      </w:tr>
+      <w:tr>
+        <w:tc>
+          <w:tcPr>
+            <w:tcW w:type="dxa" w:w="3200"/>
+            <w:shd w:fill="F2F2F2" w:val="clear"/>
+          </w:tcPr>
+          <w:p>
+            <w:r>
+              <w:rPr>
+                <w:b/>
+                <w:bCs/>
+              </w:rPr>
+              <w:t xml:space="preserve">Our FY27</w:t>
+            </w:r>
+          </w:p>
+        </w:tc>
+        <w:tc>
+          <w:tcPr>
+            <w:tcW w:type="dxa" w:w="5800"/>
+          </w:tcPr>
+          <w:p>
+            <w:r>
+              <w:t xml:space="preserve">Billings +8-12%, revenue +12-15%, enterprise EBITDA margin ~18-20%, PAT ~Rs 75-90 Cr (guided ~Rs 80 Cr+)</w:t>
+            </w:r>
+          </w:p>
+        </w:tc>
+      </w:tr>
+      <w:tr>
+        <w:tc>
+          <w:tcPr>
+            <w:tcW w:type="dxa" w:w="3200"/>
+            <w:shd w:fill="F2F2F2" w:val="clear"/>
+          </w:tcPr>
+          <w:p>
+            <w:r>
+              <w:rPr>
+                <w:b/>
+                <w:bCs/>
+              </w:rPr>
+              <w:t xml:space="preserve">Our FY28</w:t>
+            </w:r>
+          </w:p>
+        </w:tc>
+        <w:tc>
+          <w:tcPr>
+            <w:tcW w:type="dxa" w:w="5800"/>
+          </w:tcPr>
+          <w:p>
+            <w:r>
+              <w:t xml:space="preserve">PAT Rs 90-120 Cr if margin holds and billings stay double-digit; flat-to-down if ad spend re-inflates and billings decelerate</w:t>
+            </w:r>
+          </w:p>
+        </w:tc>
+      </w:tr>
+      <w:tr>
+        <w:tc>
+          <w:tcPr>
+            <w:tcW w:type="dxa" w:w="3200"/>
+            <w:shd w:fill="F2F2F2" w:val="clear"/>
+          </w:tcPr>
+          <w:p>
+            <w:r>
+              <w:rPr>
+                <w:b/>
+                <w:bCs/>
+              </w:rPr>
+              <w:t xml:space="preserve">Gap direction</w:t>
+            </w:r>
+          </w:p>
+        </w:tc>
+        <w:tc>
+          <w:tcPr>
+            <w:tcW w:type="dxa" w:w="5800"/>
+          </w:tcPr>
+          <w:p>
+            <w:r>
+              <w:t xml:space="preserve">underestimated</w:t>
+            </w:r>
+          </w:p>
+        </w:tc>
+      </w:tr>
+      <w:tr>
+        <w:tc>
+          <w:tcPr>
+            <w:tcW w:type="dxa" w:w="3200"/>
+            <w:shd w:fill="F2F2F2" w:val="clear"/>
+          </w:tcPr>
+          <w:p>
+            <w:r>
+              <w:rPr>
+                <w:b/>
+                <w:bCs/>
+              </w:rPr>
+              <w:t xml:space="preserve">Gap type</w:t>
+            </w:r>
+          </w:p>
+        </w:tc>
+        <w:tc>
+          <w:tcPr>
+            <w:tcW w:type="dxa" w:w="5800"/>
+          </w:tcPr>
+          <w:p>
+            <w:r>
+              <w:t xml:space="preserve">margin</w:t>
+            </w:r>
+          </w:p>
+        </w:tc>
+      </w:tr>
+      <w:tr>
+        <w:tc>
+          <w:tcPr>
+            <w:tcW w:type="dxa" w:w="3200"/>
+            <w:shd w:fill="F2F2F2" w:val="clear"/>
+          </w:tcPr>
+          <w:p>
+            <w:r>
+              <w:rPr>
+                <w:b/>
+                <w:bCs/>
+              </w:rPr>
+              <w:t xml:space="preserve">Gap magnitude</w:t>
+            </w:r>
+          </w:p>
+        </w:tc>
+        <w:tc>
+          <w:tcPr>
+            <w:tcW w:type="dxa" w:w="5800"/>
+          </w:tcPr>
+          <w:p>
+            <w:r>
+              <w:t xml:space="preserve">not estimable</w:t>
+            </w:r>
+          </w:p>
+        </w:tc>
+      </w:tr>
+      <w:tr>
+        <w:tc>
+          <w:tcPr>
+            <w:tcW w:type="dxa" w:w="3200"/>
+            <w:shd w:fill="F2F2F2" w:val="clear"/>
+          </w:tcPr>
+          <w:p>
+            <w:r>
+              <w:rPr>
+                <w:b/>
+                <w:bCs/>
+              </w:rPr>
+              <w:t xml:space="preserve">Gap basis</w:t>
+            </w:r>
+          </w:p>
+        </w:tc>
+        <w:tc>
+          <w:tcPr>
+            <w:tcW w:type="dxa" w:w="5800"/>
+          </w:tcPr>
+          <w:p>
+            <w:r>
+              <w:t xml:space="preserve">Two confirmed quarters of operating leverage + explicit Q2 guidance vs a multiple implying mid-single-digit growth; EV ex-cash of ~Rs 500 Cr on ~Rs 80 Cr+ guided PAT. Gap discounted for the market's decade-long refusal to re-rate this name and reliance on other income</w:t>
+            </w:r>
+          </w:p>
+        </w:tc>
+      </w:tr>
+      <w:tr>
+        <w:tc>
+          <w:tcPr>
+            <w:tcW w:type="dxa" w:w="3200"/>
+            <w:shd w:fill="F2F2F2" w:val="clear"/>
+          </w:tcPr>
+          <w:p>
+            <w:r>
+              <w:rPr>
+                <w:b/>
+                <w:bCs/>
+              </w:rPr>
+              <w:t xml:space="preserve">Evidence quality</w:t>
+            </w:r>
+          </w:p>
+        </w:tc>
+        <w:tc>
+          <w:tcPr>
+            <w:tcW w:type="dxa" w:w="5800"/>
+          </w:tcPr>
+          <w:p>
+            <w:r>
+              <w:t xml:space="preserve">moderate</w:t>
+            </w:r>
+          </w:p>
+        </w:tc>
+      </w:tr>
+    </w:tbl>
+    <w:p>
+      <w:pPr>
+        <w:spacing w:after="120"/>
+      </w:pPr>
+      <w:r>
+        <w:rPr>
+          <w:i/>
+          <w:iCs/>
+          <w:color w:val="666666"/>
+          <w:sz w:val="16"/>
+          <w:szCs w:val="16"/>
+        </w:rPr>
+        <w:t xml:space="preserve">no broker consensus; implied path is a reverse-P/E estimate + screener.in forward figures + VP thread view</w:t>
+      </w:r>
+    </w:p>
+    <w:p>
+      <w:pPr>
+        <w:spacing w:after="120" w:before="120"/>
+      </w:pPr>
+      <w:r>
+        <w:rPr>
+          <w:b/>
+          <w:bCs/>
+          <w:sz w:val="20"/>
+          <w:szCs w:val="20"/>
+        </w:rPr>
+        <w:t xml:space="preserve">Catalyst: </w:t>
+      </w:r>
+      <w:r>
+        <w:rPr>
+          <w:sz w:val="20"/>
+          <w:szCs w:val="20"/>
+        </w:rPr>
+        <w:t xml:space="preserve">Q2 FY27 print delivering the guided triple-digit PAT growth + double-digit billing growth, ideally with a visible absolute drop in ad spend</w:t>
+      </w:r>
+      <w:r>
+        <w:rPr>
+          <w:color w:val="666666"/>
+          <w:sz w:val="18"/>
+          <w:szCs w:val="18"/>
+        </w:rPr>
+        <w:t xml:space="preserve"> (window ~3M from 2026-09-08; dated; evidence high; pending)</w:t>
+      </w:r>
+    </w:p>
+    <w:p>
+      <w:pPr>
+        <w:pStyle w:val="Heading1"/>
+        <w:spacing w:after="120" w:before="280"/>
+      </w:pPr>
+      <w:r>
+        <w:t xml:space="preserve">Ishmohit-Lens Checks (value chain · earnings quality · growth trajectory · management · quality metrics · track record · global-signal check)</w:t>
+      </w:r>
+    </w:p>
+    <w:p>
+      <w:pPr>
+        <w:spacing w:after="120"/>
+      </w:pPr>
+      <w:r>
+        <w:rPr>
+          <w:i/>
+          <w:iCs/>
+          <w:color w:val="666666"/>
+          <w:sz w:val="18"/>
+          <w:szCs w:val="18"/>
+        </w:rPr>
+        <w:t xml:space="preserve">Extra checks drawn from @ishmohit1 / SOIC methodology (playbook/ishmohit-soic-style.md): where the company sits in its value chain and what the supply side is doing, whether a margin/PAT inflection is structural or a cyclical peak, the rate-of-change of growth vs. what the multiple demands, and management quality as a positive attribute.</w:t>
+      </w:r>
+    </w:p>
+    <w:p>
+      <w:pPr>
+        <w:spacing w:after="120"/>
+      </w:pPr>
+      <w:r>
+        <w:rPr>
+          <w:b/>
+          <w:bCs/>
+          <w:sz w:val="20"/>
+          <w:szCs w:val="20"/>
+        </w:rPr>
+        <w:t xml:space="preserve">Value chain &amp; supply side:</w:t>
+      </w:r>
+    </w:p>
+    <w:tbl>
+      <w:tblPr>
+        <w:tblW w:type="dxa" w:w="9000"/>
+        <w:tblBorders>
+          <w:top w:val="single" w:color="auto" w:sz="4"/>
+          <w:left w:val="single" w:color="auto" w:sz="4"/>
+          <w:bottom w:val="single" w:color="auto" w:sz="4"/>
+          <w:right w:val="single" w:color="auto" w:sz="4"/>
+          <w:insideH w:val="single" w:color="auto" w:sz="4"/>
+          <w:insideV w:val="single" w:color="auto" w:sz="4"/>
+        </w:tblBorders>
+      </w:tblPr>
+      <w:tblGrid>
+        <w:gridCol w:w="3200"/>
+        <w:gridCol w:w="5800"/>
+      </w:tblGrid>
+      <w:tr>
+        <w:tc>
+          <w:tcPr>
+            <w:tcW w:type="dxa" w:w="3200"/>
+            <w:shd w:fill="F2F2F2" w:val="clear"/>
+          </w:tcPr>
+          <w:p>
+            <w:r>
+              <w:rPr>
+                <w:b/>
+                <w:bCs/>
+              </w:rPr>
+              <w:t xml:space="preserve">Theme</w:t>
+            </w:r>
+          </w:p>
+        </w:tc>
+        <w:tc>
+          <w:tcPr>
+            <w:tcW w:type="dxa" w:w="5800"/>
+          </w:tcPr>
+          <w:p>
+            <w:r>
+              <w:t xml:space="preserve">online matchmaking / wedding services in India</w:t>
+            </w:r>
+          </w:p>
+        </w:tc>
+      </w:tr>
+      <w:tr>
+        <w:tc>
+          <w:tcPr>
+            <w:tcW w:type="dxa" w:w="3200"/>
+            <w:shd w:fill="F2F2F2" w:val="clear"/>
+          </w:tcPr>
+          <w:p>
+            <w:r>
+              <w:rPr>
+                <w:b/>
+                <w:bCs/>
+              </w:rPr>
+              <w:t xml:space="preserve">This company's position</w:t>
+            </w:r>
+          </w:p>
+        </w:tc>
+        <w:tc>
+          <w:tcPr>
+            <w:tcW w:type="dxa" w:w="5800"/>
+          </w:tcPr>
+          <w:p>
+            <w:r>
+              <w:t xml:space="preserve">dominant category platform (BharatMatrimony + community portals); ~50% of industry revenue, ~100% of industry profits</w:t>
+            </w:r>
+          </w:p>
+        </w:tc>
+      </w:tr>
+      <w:tr>
+        <w:tc>
+          <w:tcPr>
+            <w:tcW w:type="dxa" w:w="3200"/>
+            <w:shd w:fill="F2F2F2" w:val="clear"/>
+          </w:tcPr>
+          <w:p>
+            <w:r>
+              <w:rPr>
+                <w:b/>
+                <w:bCs/>
+              </w:rPr>
+              <w:t xml:space="preserve">Bottleneck node (pricing power)</w:t>
+            </w:r>
+          </w:p>
+        </w:tc>
+        <w:tc>
+          <w:tcPr>
+            <w:tcW w:type="dxa" w:w="5800"/>
+          </w:tcPr>
+          <w:p>
+            <w:r>
+              <w:t xml:space="preserve">customer acquisition cost / marketing efficiency</w:t>
+            </w:r>
+          </w:p>
+        </w:tc>
+      </w:tr>
+      <w:tr>
+        <w:tc>
+          <w:tcPr>
+            <w:tcW w:type="dxa" w:w="3200"/>
+            <w:shd w:fill="F2F2F2" w:val="clear"/>
+          </w:tcPr>
+          <w:p>
+            <w:r>
+              <w:rPr>
+                <w:b/>
+                <w:bCs/>
+              </w:rPr>
+              <w:t xml:space="preserve">Supply-side status</w:t>
+            </w:r>
+          </w:p>
+        </w:tc>
+        <w:tc>
+          <w:tcPr>
+            <w:tcW w:type="dxa" w:w="5800"/>
+          </w:tcPr>
+          <w:p>
+            <w:r>
+              <w:t xml:space="preserve">consolidating</w:t>
+            </w:r>
+          </w:p>
+        </w:tc>
+      </w:tr>
+      <w:tr>
+        <w:tc>
+          <w:tcPr>
+            <w:tcW w:type="dxa" w:w="3200"/>
+            <w:shd w:fill="F2F2F2" w:val="clear"/>
+          </w:tcPr>
+          <w:p>
+            <w:r>
+              <w:rPr>
+                <w:b/>
+                <w:bCs/>
+              </w:rPr>
+              <w:t xml:space="preserve">Adjacent-node peers</w:t>
+            </w:r>
+          </w:p>
+        </w:tc>
+        <w:tc>
+          <w:tcPr>
+            <w:tcW w:type="dxa" w:w="5800"/>
+          </w:tcPr>
+          <w:p>
+            <w:r>
+              <w:t xml:space="preserve">Jeevansathi (Info Edge), Shaadi.com (unlisted), Jodii / regional apps, Info Edge (99acres/Naukri parent)</w:t>
+            </w:r>
+          </w:p>
+        </w:tc>
+      </w:tr>
+    </w:tbl>
+    <w:p>
+      <w:pPr>
+        <w:spacing w:after="120"/>
+      </w:pPr>
+      <w:r>
+        <w:rPr>
+          <w:color w:val="666666"/>
+          <w:sz w:val="18"/>
+          <w:szCs w:val="18"/>
+        </w:rPr>
+        <w:t xml:space="preserve">Supply side is consolidating - Info Edge under investor pressure to stop funding Jeevansathi's losses. If the #2 pulls back on marketing, the survivor (Matrimony) gets pricing power and lower CAC. This is the swing factor for the whole thesis.</w:t>
+      </w:r>
+    </w:p>
+    <w:p>
+      <w:pPr>
+        <w:spacing w:after="60" w:before="120"/>
+      </w:pPr>
+      <w:r>
+        <w:rPr>
+          <w:b/>
+          <w:bCs/>
+          <w:sz w:val="20"/>
+          <w:szCs w:val="20"/>
+        </w:rPr>
+        <w:t xml:space="preserve">Earnings quality: </w:t>
+      </w:r>
+      <w:r>
+        <w:rPr>
+          <w:sz w:val="20"/>
+          <w:szCs w:val="20"/>
+        </w:rPr>
+        <w:t xml:space="preserve">margin driver mixed</w:t>
+      </w:r>
+      <w:r>
+        <w:rPr>
+          <w:b/>
+          <w:bCs/>
+          <w:color w:val="A32020"/>
+          <w:sz w:val="20"/>
+          <w:szCs w:val="20"/>
+        </w:rPr>
+        <w:t xml:space="preserve"/>
+      </w:r>
+    </w:p>
+    <w:p>
+      <w:pPr>
+        <w:spacing w:after="120"/>
+      </w:pPr>
+      <w:r>
+        <w:rPr>
+          <w:color w:val="666666"/>
+          <w:sz w:val="18"/>
+          <w:szCs w:val="18"/>
+        </w:rPr>
+        <w:t xml:space="preserve">Drivers: operating leverage on a largely fixed cost base as billings grew; easing competitor ad intensity lowering required marketing spend; shift to annual subscription packages adding deferred revenue; other income (~Rs 23.9 Cr FY26) from &gt;Rs 300 Cr net cash.</w:t>
+      </w:r>
+    </w:p>
+    <w:p>
+      <w:pPr>
+        <w:spacing w:after="120"/>
+      </w:pPr>
+      <w:r>
+        <w:rPr>
+          <w:color w:val="666666"/>
+          <w:sz w:val="18"/>
+          <w:szCs w:val="18"/>
+        </w:rPr>
+        <w:t xml:space="preserve">Enterprise EBITDA margin was ~20% historically before the ad-spend war compressed it to ~10%; the move back to 20% in Q1 FY27 is a recovery toward a prior normal, not a spike above through-cycle. Risk is directional (reverses if Jeevansathi re-accelerates), not a peak-margin overstatement.</w:t>
+      </w:r>
+    </w:p>
+    <w:p>
+      <w:pPr>
+        <w:spacing w:after="60" w:before="120"/>
+      </w:pPr>
+      <w:r>
+        <w:rPr>
+          <w:b/>
+          <w:bCs/>
+          <w:sz w:val="20"/>
+          <w:szCs w:val="20"/>
+        </w:rPr>
+        <w:t xml:space="preserve">Growth trajectory: </w:t>
+      </w:r>
+      <w:r>
+        <w:rPr>
+          <w:b w:val="false"/>
+          <w:bCs w:val="false"/>
+          <w:sz w:val="20"/>
+          <w:szCs w:val="20"/>
+        </w:rPr>
+        <w:t xml:space="preserve">YoY growth rate is accelerating</w:t>
+      </w:r>
+    </w:p>
+    <w:p>
+      <w:pPr>
+        <w:spacing w:after="120"/>
+      </w:pPr>
+      <w:r>
+        <w:rPr>
+          <w:color w:val="666666"/>
+          <w:sz w:val="18"/>
+          <w:szCs w:val="18"/>
+        </w:rPr>
+        <w:t xml:space="preserve">Billings YoY: low-single-digit through FY25 -&gt; ~7-8% in Q4 FY26 and Q1 FY27; matchmaking revenue YoY +13.6% in Q1 FY27; PAT YoY: negative in FY26 -&gt; ~+127% in both Q4 FY26 and Q1 FY27, guided triple-digit again for Q2 FY27</w:t>
+      </w:r>
+    </w:p>
+    <w:p>
+      <w:pPr>
+        <w:spacing w:after="120"/>
+      </w:pPr>
+      <w:r>
+        <w:rPr>
+          <w:color w:val="666666"/>
+          <w:sz w:val="18"/>
+          <w:szCs w:val="18"/>
+        </w:rPr>
+        <w:t xml:space="preserve">Reverse P/E: 24x trailing needs only mid-single-digit EPS growth at a 25x exit; the confirmed two-quarter PAT run-rate implies far more, but durability past FY27 depends on competitor behaviour</w:t>
+      </w:r>
+    </w:p>
+    <w:p>
+      <w:pPr>
+        <w:spacing w:after="120"/>
+      </w:pPr>
+      <w:r>
+        <w:rPr>
+          <w:b/>
+          <w:bCs/>
+          <w:sz w:val="20"/>
+          <w:szCs w:val="20"/>
+        </w:rPr>
+        <w:t xml:space="preserve">Management quality (TVGP's "P"):</w:t>
+      </w:r>
+    </w:p>
+    <w:tbl>
+      <w:tblPr>
+        <w:tblW w:type="dxa" w:w="9000"/>
+        <w:tblBorders>
+          <w:top w:val="single" w:color="auto" w:sz="4"/>
+          <w:left w:val="single" w:color="auto" w:sz="4"/>
+          <w:bottom w:val="single" w:color="auto" w:sz="4"/>
+          <w:right w:val="single" w:color="auto" w:sz="4"/>
+          <w:insideH w:val="single" w:color="auto" w:sz="4"/>
+          <w:insideV w:val="single" w:color="auto" w:sz="4"/>
+        </w:tblBorders>
+      </w:tblPr>
+      <w:tblGrid>
+        <w:gridCol w:w="3200"/>
+        <w:gridCol w:w="5800"/>
+      </w:tblGrid>
+      <w:tr>
+        <w:tc>
+          <w:tcPr>
+            <w:tcW w:type="dxa" w:w="3200"/>
+            <w:shd w:fill="F2F2F2" w:val="clear"/>
+          </w:tcPr>
+          <w:p>
+            <w:r>
+              <w:rPr>
+                <w:b/>
+                <w:bCs/>
+              </w:rPr>
+              <w:t xml:space="preserve">Assessment</w:t>
+            </w:r>
+          </w:p>
+        </w:tc>
+        <w:tc>
+          <w:tcPr>
+            <w:tcW w:type="dxa" w:w="5800"/>
+          </w:tcPr>
+          <w:p>
+            <w:r>
+              <w:t xml:space="preserve">positive</w:t>
+            </w:r>
+          </w:p>
+        </w:tc>
+      </w:tr>
+      <w:tr>
+        <w:tc>
+          <w:tcPr>
+            <w:tcW w:type="dxa" w:w="3200"/>
+            <w:shd w:fill="F2F2F2" w:val="clear"/>
+          </w:tcPr>
+          <w:p>
+            <w:r>
+              <w:rPr>
+                <w:b/>
+                <w:bCs/>
+              </w:rPr>
+              <w:t xml:space="preserve">Capital allocation</w:t>
+            </w:r>
+          </w:p>
+        </w:tc>
+        <w:tc>
+          <w:tcPr>
+            <w:tcW w:type="dxa" w:w="5800"/>
+          </w:tcPr>
+          <w:p>
+            <w:r>
+              <w:t xml:space="preserve">Reinvestment ROCE ~17% (mid-teens incremental); most surplus returned via 3 buybacks in 4 years + ~30% dividend payout; promoter non-tendering and buying in the open market. Offset: a new, unquantified startup-investing allocation with no stated policy (disciplined)</w:t>
+            </w:r>
+          </w:p>
+        </w:tc>
+      </w:tr>
+      <w:tr>
+        <w:tc>
+          <w:tcPr>
+            <w:tcW w:type="dxa" w:w="3200"/>
+            <w:shd w:fill="F2F2F2" w:val="clear"/>
+          </w:tcPr>
+          <w:p>
+            <w:r>
+              <w:rPr>
+                <w:b/>
+                <w:bCs/>
+              </w:rPr>
+              <w:t xml:space="preserve">Related-party trend</w:t>
+            </w:r>
+          </w:p>
+        </w:tc>
+        <w:tc>
+          <w:tcPr>
+            <w:tcW w:type="dxa" w:w="5800"/>
+          </w:tcPr>
+          <w:p>
+            <w:r>
+              <w:t xml:space="preserve">clean</w:t>
+            </w:r>
+          </w:p>
+        </w:tc>
+      </w:tr>
+      <w:tr>
+        <w:tc>
+          <w:tcPr>
+            <w:tcW w:type="dxa" w:w="3200"/>
+            <w:shd w:fill="F2F2F2" w:val="clear"/>
+          </w:tcPr>
+          <w:p>
+            <w:r>
+              <w:rPr>
+                <w:b/>
+                <w:bCs/>
+              </w:rPr>
+              <w:t xml:space="preserve">Guidance credibility</w:t>
+            </w:r>
+          </w:p>
+        </w:tc>
+        <w:tc>
+          <w:tcPr>
+            <w:tcW w:type="dxa" w:w="5800"/>
+          </w:tcPr>
+          <w:p>
+            <w:r>
+              <w:t xml:space="preserve">reliable</w:t>
+            </w:r>
+          </w:p>
+        </w:tc>
+      </w:tr>
+      <w:tr>
+        <w:tc>
+          <w:tcPr>
+            <w:tcW w:type="dxa" w:w="3200"/>
+            <w:shd w:fill="F2F2F2" w:val="clear"/>
+          </w:tcPr>
+          <w:p>
+            <w:r>
+              <w:rPr>
+                <w:b/>
+                <w:bCs/>
+              </w:rPr>
+              <w:t xml:space="preserve">Shareholder returns</w:t>
+            </w:r>
+          </w:p>
+        </w:tc>
+        <w:tc>
+          <w:tcPr>
+            <w:tcW w:type="dxa" w:w="5800"/>
+          </w:tcPr>
+          <w:p>
+            <w:r>
+              <w:t xml:space="preserve">consistent</w:t>
+            </w:r>
+          </w:p>
+        </w:tc>
+      </w:tr>
+      <w:tr>
+        <w:tc>
+          <w:tcPr>
+            <w:tcW w:type="dxa" w:w="3200"/>
+            <w:shd w:fill="F2F2F2" w:val="clear"/>
+          </w:tcPr>
+          <w:p>
+            <w:r>
+              <w:rPr>
+                <w:b/>
+                <w:bCs/>
+              </w:rPr>
+              <w:t xml:space="preserve">Capability ladder / VAP</w:t>
+            </w:r>
+          </w:p>
+        </w:tc>
+        <w:tc>
+          <w:tcPr>
+            <w:tcW w:type="dxa" w:w="5800"/>
+          </w:tcPr>
+          <w:p>
+            <w:r>
+              <w:t xml:space="preserve">—</w:t>
+            </w:r>
+          </w:p>
+        </w:tc>
+      </w:tr>
+    </w:tbl>
+    <w:p>
+      <w:pPr>
+        <w:spacing w:after="120"/>
+      </w:pPr>
+      <w:r>
+        <w:rPr>
+          <w:b/>
+          <w:bCs/>
+          <w:sz w:val="20"/>
+          <w:szCs w:val="20"/>
+        </w:rPr>
+        <w:t xml:space="preserve">Quality metrics (ROCE · debt · FCF · margin · capex):</w:t>
+      </w:r>
+    </w:p>
+    <w:tbl>
+      <w:tblPr>
+        <w:tblW w:type="dxa" w:w="9000"/>
+        <w:tblBorders>
+          <w:top w:val="single" w:color="auto" w:sz="4"/>
+          <w:left w:val="single" w:color="auto" w:sz="4"/>
+          <w:bottom w:val="single" w:color="auto" w:sz="4"/>
+          <w:right w:val="single" w:color="auto" w:sz="4"/>
+          <w:insideH w:val="single" w:color="auto" w:sz="4"/>
+          <w:insideV w:val="single" w:color="auto" w:sz="4"/>
+        </w:tblBorders>
+      </w:tblPr>
+      <w:tblGrid>
+        <w:gridCol w:w="3200"/>
+        <w:gridCol w:w="5800"/>
+      </w:tblGrid>
+      <w:tr>
+        <w:tc>
+          <w:tcPr>
+            <w:tcW w:type="dxa" w:w="3200"/>
+            <w:shd w:fill="F2F2F2" w:val="clear"/>
+          </w:tcPr>
+          <w:p>
+            <w:r>
+              <w:rPr>
+                <w:b/>
+                <w:bCs/>
+              </w:rPr>
+              <w:t xml:space="preserve">Assessment</w:t>
+            </w:r>
+          </w:p>
+        </w:tc>
+        <w:tc>
+          <w:tcPr>
+            <w:tcW w:type="dxa" w:w="5800"/>
+          </w:tcPr>
+          <w:p>
+            <w:r>
+              <w:t xml:space="preserve">positive</w:t>
+            </w:r>
+          </w:p>
+        </w:tc>
+      </w:tr>
+      <w:tr>
+        <w:tc>
+          <w:tcPr>
+            <w:tcW w:type="dxa" w:w="3200"/>
+            <w:shd w:fill="F2F2F2" w:val="clear"/>
+          </w:tcPr>
+          <w:p>
+            <w:r>
+              <w:rPr>
+                <w:b/>
+                <w:bCs/>
+              </w:rPr>
+              <w:t xml:space="preserve">ROCE</w:t>
+            </w:r>
+          </w:p>
+        </w:tc>
+        <w:tc>
+          <w:tcPr>
+            <w:tcW w:type="dxa" w:w="5800"/>
+          </w:tcPr>
+          <w:p>
+            <w:r>
+              <w:t xml:space="preserve">17.4% (improving)</w:t>
+            </w:r>
+          </w:p>
+        </w:tc>
+      </w:tr>
+      <w:tr>
+        <w:tc>
+          <w:tcPr>
+            <w:tcW w:type="dxa" w:w="3200"/>
+            <w:shd w:fill="F2F2F2" w:val="clear"/>
+          </w:tcPr>
+          <w:p>
+            <w:r>
+              <w:rPr>
+                <w:b/>
+                <w:bCs/>
+              </w:rPr>
+              <w:t xml:space="preserve">Leverage</w:t>
+            </w:r>
+          </w:p>
+        </w:tc>
+        <w:tc>
+          <w:tcPr>
+            <w:tcW w:type="dxa" w:w="5800"/>
+          </w:tcPr>
+          <w:p>
+            <w:r>
+              <w:t xml:space="preserve">Net debt/EBITDA -3.5x</w:t>
+            </w:r>
+          </w:p>
+        </w:tc>
+      </w:tr>
+      <w:tr>
+        <w:tc>
+          <w:tcPr>
+            <w:tcW w:type="dxa" w:w="3200"/>
+            <w:shd w:fill="F2F2F2" w:val="clear"/>
+          </w:tcPr>
+          <w:p>
+            <w:r>
+              <w:rPr>
+                <w:b/>
+                <w:bCs/>
+              </w:rPr>
+              <w:t xml:space="preserve">FCF conversion</w:t>
+            </w:r>
+          </w:p>
+        </w:tc>
+        <w:tc>
+          <w:tcPr>
+            <w:tcW w:type="dxa" w:w="5800"/>
+          </w:tcPr>
+          <w:p>
+            <w:r>
+              <w:t xml:space="preserve">70%</w:t>
+            </w:r>
+          </w:p>
+        </w:tc>
+      </w:tr>
+      <w:tr>
+        <w:tc>
+          <w:tcPr>
+            <w:tcW w:type="dxa" w:w="3200"/>
+            <w:shd w:fill="F2F2F2" w:val="clear"/>
+          </w:tcPr>
+          <w:p>
+            <w:r>
+              <w:rPr>
+                <w:b/>
+                <w:bCs/>
+              </w:rPr>
+              <w:t xml:space="preserve">Margin trend</w:t>
+            </w:r>
+          </w:p>
+        </w:tc>
+        <w:tc>
+          <w:tcPr>
+            <w:tcW w:type="dxa" w:w="5800"/>
+          </w:tcPr>
+          <w:p>
+            <w:r>
+              <w:t xml:space="preserve">expanding</w:t>
+            </w:r>
+          </w:p>
+        </w:tc>
+      </w:tr>
+      <w:tr>
+        <w:tc>
+          <w:tcPr>
+            <w:tcW w:type="dxa" w:w="3200"/>
+            <w:shd w:fill="F2F2F2" w:val="clear"/>
+          </w:tcPr>
+          <w:p>
+            <w:r>
+              <w:rPr>
+                <w:b/>
+                <w:bCs/>
+              </w:rPr>
+              <w:t xml:space="preserve">Capex efficiency</w:t>
+            </w:r>
+          </w:p>
+        </w:tc>
+        <w:tc>
+          <w:tcPr>
+            <w:tcW w:type="dxa" w:w="5800"/>
+          </w:tcPr>
+          <w:p>
+            <w:r>
+              <w:t xml:space="preserve">productive</w:t>
+            </w:r>
+          </w:p>
+        </w:tc>
+      </w:tr>
+    </w:tbl>
+    <w:p>
+      <w:pPr>
+        <w:spacing w:after="60" w:before="120"/>
+      </w:pPr>
+      <w:r>
+        <w:rPr>
+          <w:b/>
+          <w:bCs/>
+          <w:sz w:val="20"/>
+          <w:szCs w:val="20"/>
+        </w:rPr>
+        <w:t xml:space="preserve">Track record (Coffee Can persistence check): </w:t>
+      </w:r>
+      <w:r>
+        <w:rPr>
+          <w:sz w:val="20"/>
+          <w:szCs w:val="20"/>
+        </w:rPr>
+        <w:t xml:space="preserve">cleared revenue growth ≥10% AND ROCE ≥15% in 1 of the last 5 years (consistency_score 20)</w:t>
+      </w:r>
+    </w:p>
+    <w:p>
+      <w:pPr>
+        <w:spacing w:after="120"/>
+      </w:pPr>
+      <w:r>
+        <w:rPr>
+          <w:color w:val="666666"/>
+          <w:sz w:val="18"/>
+          <w:szCs w:val="18"/>
+        </w:rPr>
+        <w:t xml:space="preserve">Over FY22-FY26, only one year plausibly cleared BOTH revenue growth &gt;=10% AND ROCE &gt;=15% - the 5-yr revenue CAGR is ~4% and OPM was compressed by the ad-spend war for most of the window. ROCE mostly sat in the mid-teens. This is a monopoly with a poor growth record, now inflecting; the consistency score should be low.</w:t>
       </w:r>
     </w:p>
     <w:p>
@@ -519,6 +2726,34 @@
     </w:p>
     <w:p>
       <w:pPr>
+        <w:spacing w:after="120"/>
+      </w:pPr>
+      <w:r>
+        <w:rPr>
+          <w:color w:val="666666"/>
+          <w:sz w:val="20"/>
+          <w:szCs w:val="20"/>
+        </w:rPr>
+        <w:t xml:space="preserve">4-box gate — tailwind: weak · TAM: yes · moat: yes · valuation: weak  (score 3 / 4)</w:t>
+      </w:r>
+    </w:p>
+    <w:p>
+      <w:pPr>
+        <w:spacing w:after="120"/>
+      </w:pPr>
+      <w:r>
+        <w:rPr>
+          <w:i/>
+          <w:iCs/>
+          <w:color w:val="666666"/>
+          <w:sz w:val="20"/>
+          <w:szCs w:val="20"/>
+        </w:rPr>
+        <w:t xml:space="preserve">tailwind weak (no secular demand growth - successful matches churn users out; the lift is cyclical operating leverage + easing competition, not a structural driver). tam yes (category leader with room in ATV, wedding services, jobs). moat yes (~50% of industry revenue, ~100% of profits, community-portal network effects). valuation weak (24x trailing is not cheap on optics, but EV ex-cash ~Rs 500 Cr on a guided ~Rs 80 Cr+ FY27 PAT is - thesis not priced in). Score 3.0 -&gt; 10x-in-2-3-years permitted; conviction held Medium because the label depends on multiple expansion the market has declined for years.</w:t>
+      </w:r>
+    </w:p>
+    <w:p>
+      <w:pPr>
         <w:pStyle w:val="Heading1"/>
         <w:spacing w:after="120" w:before="280"/>
       </w:pPr>
@@ -537,46 +2772,59 @@
           <w:sz w:val="24"/>
           <w:szCs w:val="24"/>
         </w:rPr>
-        <w:t xml:space="preserve">The clearest genuine setup in this batch - deep-value leader, easing competition, promoter buying and operating leverage inflecting - but conviction is LOW-to-MEDIUM and unconfirmed until margin expansion holds for 2-3 more quarters</w:t>
-      </w:r>
-    </w:p>
-    <w:p>
-      <w:pPr>
-        <w:pStyle w:val="ListParagraph"/>
-        <w:numPr>
-          <w:ilvl w:val="0"/>
-          <w:numId w:val="1"/>
-        </w:numPr>
-        <w:spacing w:after="60"/>
-      </w:pPr>
-      <w:r>
-        <w:t xml:space="preserve">Per the recent-inflection rule, a weak multi-year average is overridden by a specific, credible near-term change: PAT more than doubling YoY on operating leverage, competition easing, and a promoter buying stock - with a dominant moat and an EV ex-cash of only ~Rs 500 Cr, the 10x-in-2-3-years frame is reasonable, not fanciful</w:t>
-      </w:r>
-    </w:p>
-    <w:p>
-      <w:pPr>
-        <w:pStyle w:val="ListParagraph"/>
-        <w:numPr>
-          <w:ilvl w:val="0"/>
-          <w:numId w:val="1"/>
-        </w:numPr>
-        <w:spacing w:after="60"/>
-      </w:pPr>
-      <w:r>
-        <w:t xml:space="preserve">Conviction held to LOW/MEDIUM and explicitly unconfirmed: the operating-leverage thesis needs ad spend to actually fall and margins to sustain across Q3/Q4 FY27; paid-subscriber stagnation is a real structural headwind; and the startup-investing allocation is an open capital-allocation question</w:t>
-      </w:r>
-    </w:p>
-    <w:p>
-      <w:pPr>
-        <w:pStyle w:val="ListParagraph"/>
-        <w:numPr>
-          <w:ilvl w:val="0"/>
-          <w:numId w:val="1"/>
-        </w:numPr>
-        <w:spacing w:after="60"/>
-      </w:pPr>
-      <w:r>
-        <w:t xml:space="preserve">Not in the old 108-stock project. Re-check trigger: two more quarters of PAT growth with a visible absolute decline in ad spend, plus clarity on the startup-investing policy</w:t>
+        <w:t xml:space="preserve">Deep-value category monopoly with the operating-leverage inflection now confirmed for two straight quarters and guided for a third - partly de-risked since last pass, but a true 10x still needs a re-rating the market has refused for a decade</w:t>
+      </w:r>
+    </w:p>
+    <w:p>
+      <w:pPr>
+        <w:pStyle w:val="ListParagraph"/>
+        <w:numPr>
+          <w:ilvl w:val="0"/>
+          <w:numId w:val="1"/>
+        </w:numPr>
+        <w:spacing w:after="60"/>
+      </w:pPr>
+      <w:r>
+        <w:t xml:space="preserve">Per the recent-inflection rule, the weak 5-yr average is overridden by a confirmed near-term change: Q4 FY26 and Q1 FY27 both delivered ~+127% YoY PAT with enterprise EBITDA margin moving 11% -&gt; 20%, and management explicitly guides Q2 FY27 to another triple-digit PAT gain plus double-digit billing/revenue growth</w:t>
+      </w:r>
+    </w:p>
+    <w:p>
+      <w:pPr>
+        <w:pStyle w:val="ListParagraph"/>
+        <w:numPr>
+          <w:ilvl w:val="0"/>
+          <w:numId w:val="1"/>
+        </w:numPr>
+        <w:spacing w:after="60"/>
+      </w:pPr>
+      <w:r>
+        <w:t xml:space="preserve">With a dominant moat (~50% of industry revenue, ~100% of profits), EV ex-cash of only ~Rs 500 Cr on a guided ~Rs 80 Cr+ FY27 PAT, a rising promoter stake and a 3rd completed buyback, the 10x-in-2-3-years frame is defensible - four_box = 3.0</w:t>
+      </w:r>
+    </w:p>
+    <w:p>
+      <w:pPr>
+        <w:pStyle w:val="ListParagraph"/>
+        <w:numPr>
+          <w:ilvl w:val="0"/>
+          <w:numId w:val="1"/>
+        </w:numPr>
+        <w:spacing w:after="60"/>
+      </w:pPr>
+      <w:r>
+        <w:t xml:space="preserve">Conviction held at Medium (not raised): the 10x rests on multiple expansion the market has repeatedly declined to grant, topline is still only ~+8% billings, FY26 earnings leaned on ~Rs 23.9 Cr other income, paid-subscriber stagnation is structural, and the startup-investing allocation is an unquantified capital-allocation question</w:t>
+      </w:r>
+    </w:p>
+    <w:p>
+      <w:pPr>
+        <w:pStyle w:val="ListParagraph"/>
+        <w:numPr>
+          <w:ilvl w:val="0"/>
+          <w:numId w:val="1"/>
+        </w:numPr>
+        <w:spacing w:after="60"/>
+      </w:pPr>
+      <w:r>
+        <w:t xml:space="preserve">Re-check trigger: Q3/Q4 FY27 sustaining 18-20%+ EBITDA margin with a visible absolute decline in ad spend, plus a stated policy on the startup-investing allocation</w:t>
       </w:r>
     </w:p>
     <w:p>
